--- a/uploads/Proposta/Proposta_FENALAW_.docx
+++ b/uploads/Proposta/Proposta_FENALAW_.docx
@@ -273,7 +273,7 @@
                 <w:szCs w:val="24"/>
                 <w:u w:val="single"/>
               </w:rPr>
-              <w:t xml:space="preserve">FENALAW – Local: CENTRO DE CONVENÇÕES FREI CANECA </w:t>
+              <w:t xml:space="preserve">FENALAW – Local: TRANSAMERICA </w:t>
             </w:r>
           </w:p>
         </w:tc>
@@ -333,7 +333,7 @@
                 <w:szCs w:val="24"/>
                 <w:u w:val="single"/>
               </w:rPr>
-              <w:t xml:space="preserve">PISO 6, PISO 5, PISO 4</w:t>
+              <w:t xml:space="preserve">HALL  A, HALL  F, HALL  G</w:t>
             </w:r>
           </w:p>
         </w:tc>
@@ -1016,7 +1016,7 @@
           <w:sz w:val="24"/>
           <w:szCs w:val="24"/>
         </w:rPr>
-        <w:t xml:space="preserve">• 6 Ajudante De MarcaçãO, 1 Diária(s), de: 24/10/2026 até: 24/10/2026</w:t>
+        <w:t xml:space="preserve">• 2 Fiscal Noturno, (DESMONTAGEM), 1 Diária(s), de: 29/10/2026 até: 29/10/2026</w:t>
       </w:r>
     </w:p>
     <w:p>
@@ -1036,7 +1036,7 @@
           <w:sz w:val="24"/>
           <w:szCs w:val="24"/>
         </w:rPr>
-        <w:t xml:space="preserve">• 3 Atendente De Caex -Mono, 5 Diária(s), de: 25/10/2026 até: 29/10/2026</w:t>
+        <w:t xml:space="preserve">• 2 Fiscal Noturno, (MONTAGEM), 2 Diária(s), de: 24/10/2026 até: 25/10/2026</w:t>
       </w:r>
     </w:p>
     <w:p>
@@ -1056,7 +1056,7 @@
           <w:sz w:val="24"/>
           <w:szCs w:val="24"/>
         </w:rPr>
-        <w:t xml:space="preserve">• 1 Coordenador De Atendimento - EscritóRio Ja, 120 Diária(s), de: 27/06/2026 até: 24/10/2026</w:t>
+        <w:t xml:space="preserve">• 1 Fiscal Noturno, (REALIZAÇÃO), 2 Diária(s), de: 27/10/2026 até: 28/10/2026</w:t>
       </w:r>
     </w:p>
     <w:p>
@@ -1076,7 +1076,7 @@
           <w:sz w:val="24"/>
           <w:szCs w:val="24"/>
         </w:rPr>
-        <w:t xml:space="preserve">• 1 Coordenador De Caex, 5 Diária(s), de: 25/10/2026 até: 29/10/2026</w:t>
+        <w:t xml:space="preserve">• 3 Atendente De Caex -Mono, 5 Diária(s), de: 25/10/2026 até: 29/10/2026</w:t>
       </w:r>
     </w:p>
     <w:p>
@@ -1096,7 +1096,7 @@
           <w:sz w:val="24"/>
           <w:szCs w:val="24"/>
         </w:rPr>
-        <w:t xml:space="preserve">• 1 Coordenador Operacional 1, 7 Diária(s), de: 24/10/2026 até: 30/10/2026</w:t>
+        <w:t xml:space="preserve">• 1 Coordenador De Atendimento - EscritóRio Ja, 61 Diária(s), de: 25/08/2026 até: 24/10/2026</w:t>
       </w:r>
     </w:p>
     <w:p>
@@ -1116,7 +1116,7 @@
           <w:sz w:val="24"/>
           <w:szCs w:val="24"/>
         </w:rPr>
-        <w:t xml:space="preserve">• 3 Fiscal Diurno, 7 Diária(s), de: 24/10/2026 até: 30/10/2026</w:t>
+        <w:t xml:space="preserve">• 1 Coordenador De Caex, 5 Diária(s), de: 25/10/2026 até: 29/10/2026</w:t>
       </w:r>
     </w:p>
     <w:p>
@@ -1136,7 +1136,7 @@
           <w:sz w:val="24"/>
           <w:szCs w:val="24"/>
         </w:rPr>
-        <w:t xml:space="preserve">• 2 Fiscal Noturno, 7 Diária(s), de: 24/10/2026 até: 30/10/2026</w:t>
+        <w:t xml:space="preserve">• 1 Coordenador Operacional 1, 7 Diária(s), de: 24/10/2026 até: 30/10/2026</w:t>
       </w:r>
     </w:p>
     <w:p>
@@ -1156,7 +1156,7 @@
           <w:sz w:val="24"/>
           <w:szCs w:val="24"/>
         </w:rPr>
-        <w:t xml:space="preserve">• 1 Sistema De Caex, 1 Diária(s), de: 24/10/2026 até: 24/10/2026</w:t>
+        <w:t xml:space="preserve">• 6 Fiscal De MarcaçãO, 1 Diária(s), de: 24/10/2026 até: 24/10/2026</w:t>
       </w:r>
     </w:p>
     <w:p>
@@ -1176,25 +1176,7 @@
           <w:sz w:val="24"/>
           <w:szCs w:val="24"/>
         </w:rPr>
-        <w:t xml:space="preserve"/>
-      </w:r>
-    </w:p>
-    <w:p>
-      <w:pPr>
-        <w:spacing w:line="285" w:lineRule="atLeast"/>
-        <w:rPr>
-          <w:rFonts w:ascii="Abel" w:hAnsi="Abel"/>
-          <w:sz w:val="24"/>
-          <w:szCs w:val="24"/>
-        </w:rPr>
-      </w:pPr>
-      <w:r>
-        <w:rPr>
-          <w:rFonts w:ascii="Abel" w:hAnsi="Abel"/>
-          <w:sz w:val="24"/>
-          <w:szCs w:val="24"/>
-        </w:rPr>
-        <w:t xml:space="preserve"/>
+        <w:t xml:space="preserve">• 3 Fiscal Diurno, 7 Diária(s), de: 24/10/2026 até: 30/10/2026</w:t>
       </w:r>
     </w:p>
     <w:p>
@@ -1208,6 +1190,14 @@
           <w:szCs w:val="24"/>
         </w:rPr>
       </w:pPr>
+      <w:r>
+        <w:rPr>
+          <w:rFonts w:ascii="Abel" w:hAnsi="Abel"/>
+          <w:sz w:val="24"/>
+          <w:szCs w:val="24"/>
+        </w:rPr>
+        <w:t xml:space="preserve">• 1 TéCnico De Ti, 5 Diária(s), de: 25/10/2026 até: 29/10/2026</w:t>
+      </w:r>
     </w:p>
     <w:p>
       <w:pPr>
@@ -1226,141 +1216,50 @@
           <w:sz w:val="24"/>
           <w:szCs w:val="24"/>
         </w:rPr>
-        <w:t xml:space="preserve"/>
+        <w:t xml:space="preserve">• 3 Fiscal Noturno, (VESPERA MONTAGEM), 1 Diária(s), de: 26/10/2026 até: 26/10/2026</w:t>
       </w:r>
-    </w:p>
-    <w:p>
-      <w:pPr>
-        <w:rPr>
-          <w:rFonts w:ascii="Abel" w:hAnsi="Abel"/>
-          <w:sz w:val="24"/>
-          <w:szCs w:val="24"/>
-        </w:rPr>
-      </w:pPr>
-    </w:p>
-    <w:p>
-      <w:pPr>
-        <w:rPr>
-          <w:rFonts w:ascii="Abel" w:hAnsi="Abel"/>
-          <w:sz w:val="24"/>
-          <w:szCs w:val="24"/>
-        </w:rPr>
-      </w:pPr>
-    </w:p>
-    <w:p>
-      <w:pPr>
-        <w:rPr>
-          <w:rFonts w:ascii="Abel" w:hAnsi="Abel"/>
-          <w:sz w:val="24"/>
-          <w:szCs w:val="24"/>
-        </w:rPr>
-      </w:pPr>
-    </w:p>
-    <w:p>
-      <w:pPr>
-        <w:rPr>
-          <w:rFonts w:ascii="Abel" w:hAnsi="Abel"/>
-          <w:sz w:val="24"/>
-          <w:szCs w:val="24"/>
-        </w:rPr>
-      </w:pPr>
-    </w:p>
-    <w:p>
-      <w:pPr>
-        <w:rPr>
-          <w:rFonts w:ascii="Abel" w:hAnsi="Abel"/>
-          <w:sz w:val="24"/>
-          <w:szCs w:val="24"/>
-        </w:rPr>
-      </w:pPr>
-    </w:p>
-    <w:p>
-      <w:pPr>
-        <w:rPr>
-          <w:rFonts w:ascii="Abel" w:hAnsi="Abel"/>
-          <w:sz w:val="24"/>
-          <w:szCs w:val="24"/>
-        </w:rPr>
-      </w:pPr>
-    </w:p>
-    <w:p>
-      <w:pPr>
-        <w:rPr>
-          <w:rFonts w:ascii="Abel" w:hAnsi="Abel"/>
-          <w:sz w:val="24"/>
-          <w:szCs w:val="24"/>
-        </w:rPr>
-      </w:pPr>
-    </w:p>
-    <w:p>
-      <w:pPr>
-        <w:rPr>
-          <w:rFonts w:ascii="Abel" w:hAnsi="Abel"/>
-          <w:sz w:val="24"/>
-          <w:szCs w:val="24"/>
-        </w:rPr>
-      </w:pPr>
-    </w:p>
-    <w:p>
-      <w:pPr>
-        <w:rPr>
-          <w:rFonts w:ascii="Abel" w:hAnsi="Abel"/>
-          <w:sz w:val="24"/>
-          <w:szCs w:val="24"/>
-        </w:rPr>
-      </w:pPr>
-    </w:p>
-    <w:p>
-      <w:pPr>
-        <w:rPr>
-          <w:rFonts w:ascii="Abel" w:hAnsi="Abel"/>
-          <w:sz w:val="24"/>
-          <w:szCs w:val="24"/>
-        </w:rPr>
-      </w:pPr>
-    </w:p>
-    <w:p>
-      <w:pPr>
-        <w:rPr>
-          <w:rFonts w:ascii="Abel" w:hAnsi="Abel"/>
-          <w:sz w:val="24"/>
-          <w:szCs w:val="24"/>
-        </w:rPr>
-      </w:pPr>
-    </w:p>
-    <w:p>
-      <w:pPr>
-        <w:rPr>
-          <w:rFonts w:ascii="Abel" w:hAnsi="Abel"/>
-          <w:sz w:val="24"/>
-          <w:szCs w:val="24"/>
-        </w:rPr>
-      </w:pPr>
-    </w:p>
-    <w:p>
-      <w:pPr>
-        <w:pStyle w:val="PargrafodaLista"/>
-        <w:spacing w:line="285" w:lineRule="atLeast"/>
-        <w:ind w:left="1065"/>
-        <w:rPr>
-          <w:rFonts w:ascii="Abel" w:hAnsi="Abel"/>
-          <w:sz w:val="24"/>
-          <w:szCs w:val="24"/>
-        </w:rPr>
-      </w:pPr>
-    </w:p>
-    <w:p>
-      <w:pPr>
-        <w:pStyle w:val="PargrafodaLista"/>
-        <w:spacing w:line="285" w:lineRule="atLeast"/>
-        <w:ind w:left="1065"/>
-      </w:pPr>
     </w:p>
     <w:p>
       <w:pPr>
         <w:pStyle w:val="PargrafodaLista"/>
         <w:spacing w:line="285" w:lineRule="atLeast"/>
         <w:ind w:left="0"/>
+        <w:rPr>
+          <w:rFonts w:ascii="Abel" w:hAnsi="Abel"/>
+          <w:sz w:val="24"/>
+          <w:szCs w:val="24"/>
+        </w:rPr>
+      </w:pPr>
+      <w:r>
+        <w:rPr>
+          <w:rFonts w:ascii="Abel" w:hAnsi="Abel"/>
+          <w:sz w:val="24"/>
+          <w:szCs w:val="24"/>
+        </w:rPr>
+        <w:t xml:space="preserve"/>
+      </w:r>
+    </w:p>
+    <w:p>
+      <w:pPr>
+        <w:spacing w:line="285" w:lineRule="atLeast"/>
+        <w:rPr>
+          <w:rFonts w:ascii="Abel" w:hAnsi="Abel"/>
+          <w:sz w:val="24"/>
+          <w:szCs w:val="24"/>
+        </w:rPr>
+      </w:pPr>
+      <w:r>
+        <w:rPr>
+          <w:rFonts w:ascii="Abel" w:hAnsi="Abel"/>
+          <w:sz w:val="24"/>
+          <w:szCs w:val="24"/>
+        </w:rPr>
+        <w:t xml:space="preserve"/>
+      </w:r>
+    </w:p>
+    <w:p>
+      <w:pPr>
+        <w:spacing w:line="285" w:lineRule="atLeast"/>
         <w:rPr>
           <w:rFonts w:ascii="Abel" w:hAnsi="Abel"/>
           <w:b/>
@@ -1381,6 +1280,300 @@
           <w:sz w:val="24"/>
           <w:szCs w:val="24"/>
         </w:rPr>
+        <w:t xml:space="preserve">
+          <w:r>
+            <w:rPr>
+              <w:b/>
+              <w:i/>
+              <w:rFonts w:ascii="Abel" w:hAnsi="Abel" w:cs="Abel"/>
+            </w:rPr>
+            <w:t xml:space="preserve">EQUIPAMENTO(S)</w:t>
+          </w:r>
+        </w:t>
+      </w:r>
+    </w:p>
+    <w:p>
+      <w:pPr>
+        <w:pStyle w:val="PargrafodaLista"/>
+        <w:spacing w:line="285" w:lineRule="atLeast"/>
+        <w:ind w:left="0"/>
+        <w:rPr>
+          <w:rFonts w:ascii="Abel" w:hAnsi="Abel"/>
+          <w:sz w:val="24"/>
+          <w:szCs w:val="24"/>
+        </w:rPr>
+      </w:pPr>
+      <w:r>
+        <w:rPr>
+          <w:rFonts w:ascii="Abel" w:hAnsi="Abel"/>
+          <w:sz w:val="24"/>
+          <w:szCs w:val="24"/>
+        </w:rPr>
+        <w:t xml:space="preserve">• 1 Impressora Multifuncional, 5 Diária(s), de: 25/10/2026 até: 29/10/2026</w:t>
+      </w:r>
+    </w:p>
+    <w:p>
+      <w:pPr>
+        <w:pStyle w:val="PargrafodaLista"/>
+        <w:spacing w:line="285" w:lineRule="atLeast"/>
+        <w:ind w:left="0"/>
+        <w:rPr>
+          <w:rFonts w:ascii="Abel" w:hAnsi="Abel"/>
+          <w:sz w:val="24"/>
+          <w:szCs w:val="24"/>
+        </w:rPr>
+      </w:pPr>
+      <w:r>
+        <w:rPr>
+          <w:rFonts w:ascii="Abel" w:hAnsi="Abel"/>
+          <w:sz w:val="24"/>
+          <w:szCs w:val="24"/>
+        </w:rPr>
+        <w:t xml:space="preserve">• 3 Impressora De Etiqueta, 5 Diária(s), de: 25/10/2026 até: 29/10/2026</w:t>
+      </w:r>
+    </w:p>
+    <w:p>
+      <w:pPr>
+        <w:pStyle w:val="PargrafodaLista"/>
+        <w:spacing w:line="285" w:lineRule="atLeast"/>
+        <w:ind w:left="0"/>
+        <w:rPr>
+          <w:rFonts w:ascii="Abel" w:hAnsi="Abel"/>
+          <w:sz w:val="24"/>
+          <w:szCs w:val="24"/>
+        </w:rPr>
+      </w:pPr>
+      <w:r>
+        <w:rPr>
+          <w:rFonts w:ascii="Abel" w:hAnsi="Abel"/>
+          <w:sz w:val="24"/>
+          <w:szCs w:val="24"/>
+        </w:rPr>
+        <w:t xml:space="preserve">• 3 Notebook, 5 Diária(s), de: 25/10/2026 até: 29/10/2026</w:t>
+      </w:r>
+    </w:p>
+    <w:p>
+      <w:pPr>
+        <w:pStyle w:val="PargrafodaLista"/>
+        <w:spacing w:line="285" w:lineRule="atLeast"/>
+        <w:ind w:left="0"/>
+        <w:rPr>
+          <w:rFonts w:ascii="Abel" w:hAnsi="Abel"/>
+          <w:sz w:val="24"/>
+          <w:szCs w:val="24"/>
+        </w:rPr>
+      </w:pPr>
+      <w:r>
+        <w:rPr>
+          <w:rFonts w:ascii="Abel" w:hAnsi="Abel"/>
+          <w:sz w:val="24"/>
+          <w:szCs w:val="24"/>
+        </w:rPr>
+        <w:t xml:space="preserve"/>
+      </w:r>
+    </w:p>
+    <w:p>
+      <w:pPr>
+        <w:spacing w:line="285" w:lineRule="atLeast"/>
+        <w:rPr>
+          <w:rFonts w:ascii="Abel" w:hAnsi="Abel"/>
+          <w:sz w:val="24"/>
+          <w:szCs w:val="24"/>
+        </w:rPr>
+      </w:pPr>
+      <w:r>
+        <w:rPr>
+          <w:rFonts w:ascii="Abel" w:hAnsi="Abel"/>
+          <w:sz w:val="24"/>
+          <w:szCs w:val="24"/>
+        </w:rPr>
+        <w:t xml:space="preserve"/>
+      </w:r>
+    </w:p>
+    <w:p>
+      <w:pPr>
+        <w:pStyle w:val="PargrafodaLista"/>
+        <w:spacing w:line="285" w:lineRule="atLeast"/>
+        <w:ind w:left="0"/>
+        <w:rPr>
+          <w:rFonts w:ascii="Abel" w:hAnsi="Abel"/>
+          <w:sz w:val="24"/>
+          <w:szCs w:val="24"/>
+        </w:rPr>
+      </w:pPr>
+    </w:p>
+    <w:p>
+      <w:pPr>
+        <w:pStyle w:val="PargrafodaLista"/>
+        <w:spacing w:line="285" w:lineRule="atLeast"/>
+        <w:ind w:left="0"/>
+        <w:rPr>
+          <w:rFonts w:ascii="Abel" w:hAnsi="Abel"/>
+          <w:sz w:val="24"/>
+          <w:szCs w:val="24"/>
+        </w:rPr>
+      </w:pPr>
+      <w:r>
+        <w:rPr>
+          <w:rFonts w:ascii="Abel" w:hAnsi="Abel"/>
+          <w:sz w:val="24"/>
+          <w:szCs w:val="24"/>
+        </w:rPr>
+        <w:t xml:space="preserve"/>
+      </w:r>
+    </w:p>
+    <w:p>
+      <w:pPr>
+        <w:rPr>
+          <w:rFonts w:ascii="Abel" w:hAnsi="Abel"/>
+          <w:sz w:val="24"/>
+          <w:szCs w:val="24"/>
+        </w:rPr>
+      </w:pPr>
+    </w:p>
+    <w:p>
+      <w:pPr>
+        <w:rPr>
+          <w:rFonts w:ascii="Abel" w:hAnsi="Abel"/>
+          <w:sz w:val="24"/>
+          <w:szCs w:val="24"/>
+        </w:rPr>
+      </w:pPr>
+    </w:p>
+    <w:p>
+      <w:pPr>
+        <w:rPr>
+          <w:rFonts w:ascii="Abel" w:hAnsi="Abel"/>
+          <w:sz w:val="24"/>
+          <w:szCs w:val="24"/>
+        </w:rPr>
+      </w:pPr>
+    </w:p>
+    <w:p>
+      <w:pPr>
+        <w:rPr>
+          <w:rFonts w:ascii="Abel" w:hAnsi="Abel"/>
+          <w:sz w:val="24"/>
+          <w:szCs w:val="24"/>
+        </w:rPr>
+      </w:pPr>
+    </w:p>
+    <w:p>
+      <w:pPr>
+        <w:rPr>
+          <w:rFonts w:ascii="Abel" w:hAnsi="Abel"/>
+          <w:sz w:val="24"/>
+          <w:szCs w:val="24"/>
+        </w:rPr>
+      </w:pPr>
+    </w:p>
+    <w:p>
+      <w:pPr>
+        <w:rPr>
+          <w:rFonts w:ascii="Abel" w:hAnsi="Abel"/>
+          <w:sz w:val="24"/>
+          <w:szCs w:val="24"/>
+        </w:rPr>
+      </w:pPr>
+    </w:p>
+    <w:p>
+      <w:pPr>
+        <w:rPr>
+          <w:rFonts w:ascii="Abel" w:hAnsi="Abel"/>
+          <w:sz w:val="24"/>
+          <w:szCs w:val="24"/>
+        </w:rPr>
+      </w:pPr>
+    </w:p>
+    <w:p>
+      <w:pPr>
+        <w:rPr>
+          <w:rFonts w:ascii="Abel" w:hAnsi="Abel"/>
+          <w:sz w:val="24"/>
+          <w:szCs w:val="24"/>
+        </w:rPr>
+      </w:pPr>
+    </w:p>
+    <w:p>
+      <w:pPr>
+        <w:rPr>
+          <w:rFonts w:ascii="Abel" w:hAnsi="Abel"/>
+          <w:sz w:val="24"/>
+          <w:szCs w:val="24"/>
+        </w:rPr>
+      </w:pPr>
+    </w:p>
+    <w:p>
+      <w:pPr>
+        <w:rPr>
+          <w:rFonts w:ascii="Abel" w:hAnsi="Abel"/>
+          <w:sz w:val="24"/>
+          <w:szCs w:val="24"/>
+        </w:rPr>
+      </w:pPr>
+    </w:p>
+    <w:p>
+      <w:pPr>
+        <w:rPr>
+          <w:rFonts w:ascii="Abel" w:hAnsi="Abel"/>
+          <w:sz w:val="24"/>
+          <w:szCs w:val="24"/>
+        </w:rPr>
+      </w:pPr>
+    </w:p>
+    <w:p>
+      <w:pPr>
+        <w:rPr>
+          <w:rFonts w:ascii="Abel" w:hAnsi="Abel"/>
+          <w:sz w:val="24"/>
+          <w:szCs w:val="24"/>
+        </w:rPr>
+      </w:pPr>
+    </w:p>
+    <w:p>
+      <w:pPr>
+        <w:pStyle w:val="PargrafodaLista"/>
+        <w:spacing w:line="285" w:lineRule="atLeast"/>
+        <w:ind w:left="1065"/>
+        <w:rPr>
+          <w:rFonts w:ascii="Abel" w:hAnsi="Abel"/>
+          <w:sz w:val="24"/>
+          <w:szCs w:val="24"/>
+        </w:rPr>
+      </w:pPr>
+    </w:p>
+    <w:p>
+      <w:pPr>
+        <w:pStyle w:val="PargrafodaLista"/>
+        <w:spacing w:line="285" w:lineRule="atLeast"/>
+        <w:ind w:left="1065"/>
+      </w:pPr>
+    </w:p>
+    <w:p>
+      <w:pPr>
+        <w:pStyle w:val="PargrafodaLista"/>
+        <w:spacing w:line="285" w:lineRule="atLeast"/>
+        <w:ind w:left="0"/>
+        <w:rPr>
+          <w:rFonts w:ascii="Abel" w:hAnsi="Abel"/>
+          <w:b/>
+          <w:bCs/>
+          <w:i/>
+          <w:iCs/>
+          <w:sz w:val="24"/>
+          <w:szCs w:val="24"/>
+        </w:rPr>
+      </w:pPr>
+      <w:r>
+        <w:rPr>
+          <w:rFonts w:ascii="Abel" w:hAnsi="Abel"/>
+          <w:b/>
+          <w:bCs/>
+          <w:i/>
+          <w:iCs/>
+          <w:sz w:val="24"/>
+          <w:szCs w:val="24"/>
+        </w:rPr>
         <w:lastRenderedPageBreak/>
         <w:t xml:space="preserve">INVESTIMENTO </w:t>
       </w:r>
@@ -1431,7 +1624,7 @@
           <w:sz w:val="24"/>
           <w:szCs w:val="24"/>
         </w:rPr>
-        <w:t xml:space="preserve">R$ 103.108,70</w:t>
+        <w:t xml:space="preserve">R$ 72.020,00</w:t>
       </w:r>
       <w:r>
         <w:rPr>
@@ -1610,7 +1803,7 @@
           <w:i/>
           <w:iCs/>
         </w:rPr>
-        <w:t xml:space="preserve">13/01/2026</w:t>
+        <w:t xml:space="preserve">28/09/2026</w:t>
       </w:r>
     </w:p>
     <w:p>
